--- a/05_Website_Angular/docs/Linaw-PH-HR-Interview-Guide.docx
+++ b/05_Website_Angular/docs/Linaw-PH-HR-Interview-Guide.docx
@@ -6412,7 +6412,7 @@
           <w:sz w:val="18"/>
           <w:szCs w:val="18"/>
         </w:rPr>
-        <w:t xml:space="preserve">Validates the six statuses the system uses.</w:t>
+        <w:t>Validates the ten statuses the system uses.</w:t>
       </w:r>
     </w:p>
     <w:p>
